--- a/pitch/exports/docs-WEB_25_MANIFESTO.docx
+++ b/pitch/exports/docs-WEB_25_MANIFESTO.docx
@@ -461,7 +461,7 @@
               <w:pStyle w:val="Compact"/>
             </w:pPr>
             <w:r>
-              <w:t xml:space="preserve">AXS/SLP entry events (90% prize, 10% burn) — open to F2P with earned AXS</w:t>
+              <w:t xml:space="preserve">AXS/SLP entry events (90 % players, 5 % burn, 5 % game treasury) — open to F2P with earned AXS</w:t>
             </w:r>
           </w:p>
         </w:tc>
@@ -1159,7 +1159,7 @@
         </w:numPr>
       </w:pPr>
       <w:r>
-        <w:t xml:space="preserve">Optional: enters a tournament with their AXS to play for prizes (90% pot / 10% burn).</w:t>
+        <w:t xml:space="preserve">Optional: enters a tournament with their AXS to play for prizes (90 % players / 5 % burn / 5 % game treasury).</w:t>
       </w:r>
     </w:p>
     <w:bookmarkEnd w:id="16"/>
@@ -1374,7 +1374,7 @@
         </w:numPr>
       </w:pPr>
       <w:r>
-        <w:t xml:space="preserve">Tournament entries burn 10% of AXS/SLP per cycle.</w:t>
+        <w:t xml:space="preserve">Tournament entries split 5 % to permanent burn + 5 % to a transparent game treasury (10 % combined) per cycle.</w:t>
       </w:r>
     </w:p>
     <w:p>

--- a/pitch/exports/docs-WEB_25_MANIFESTO.docx
+++ b/pitch/exports/docs-WEB_25_MANIFESTO.docx
@@ -2,7 +2,7 @@
 <file path=word/document.xml><?xml version="1.0" encoding="utf-8"?>
 <w:document xmlns:w="http://schemas.openxmlformats.org/wordprocessingml/2006/main" xmlns:m="http://schemas.openxmlformats.org/officeDocument/2006/math" xmlns:r="http://schemas.openxmlformats.org/officeDocument/2006/relationships" xmlns:o="urn:schemas-microsoft-com:office:office" xmlns:v="urn:schemas-microsoft-com:vml" xmlns:w10="urn:schemas-microsoft-com:office:word" xmlns:a="http://schemas.openxmlformats.org/drawingml/2006/main" xmlns:pic="http://schemas.openxmlformats.org/drawingml/2006/picture" xmlns:wp="http://schemas.openxmlformats.org/drawingml/2006/wordprocessingDrawing">
   <w:body>
-    <w:bookmarkStart w:id="26" w:name="Xe6d7d35a09ae609f2694e4766fc015516434df0"/>
+    <w:bookmarkStart w:id="28" w:name="Xe6d7d35a09ae609f2694e4766fc015516434df0"/>
     <w:p>
       <w:pPr>
         <w:pStyle w:val="Heading1"/>
@@ -1241,7 +1241,7 @@
     </w:p>
     <w:bookmarkEnd w:id="17"/>
     <w:bookmarkEnd w:id="18"/>
-    <w:bookmarkStart w:id="24" w:name="Xf51ad38eb349eccd1653e07d2c676c8d61d3b44"/>
+    <w:bookmarkStart w:id="26" w:name="Xf51ad38eb349eccd1653e07d2c676c8d61d3b44"/>
     <w:p>
       <w:pPr>
         <w:pStyle w:val="Heading2"/>
@@ -1356,12 +1356,95 @@
       </w:r>
     </w:p>
     <w:bookmarkEnd w:id="20"/>
-    <w:bookmarkStart w:id="21" w:name="token-sinks-deflationary-pressure"/>
+    <w:bookmarkStart w:id="22" w:name="player-identity--progression"/>
     <w:p>
       <w:pPr>
         <w:pStyle w:val="Heading3"/>
       </w:pPr>
       <w:r>
+        <w:t xml:space="preserve">Player identity &amp; progression</w:t>
+      </w:r>
+    </w:p>
+    <w:p>
+      <w:pPr>
+        <w:pStyle w:val="Compact"/>
+        <w:numPr>
+          <w:ilvl w:val="0"/>
+          <w:numId w:val="1008"/>
+        </w:numPr>
+      </w:pPr>
+      <w:r>
+        <w:t xml:space="preserve">Customizable hero avatar (9 class-themed presets, generated SVG, no external assets) + level-tier frames that grow more striking as you level up (Initiate → Ranger → Vanguard → Ascendant → Mythic). Bigger framed portrait + level badge shown live during battle.</w:t>
+      </w:r>
+    </w:p>
+    <w:p>
+      <w:pPr>
+        <w:pStyle w:val="Compact"/>
+        <w:numPr>
+          <w:ilvl w:val="0"/>
+          <w:numId w:val="1008"/>
+        </w:numPr>
+      </w:pPr>
+      <w:r>
+        <w:rPr>
+          <w:b/>
+          <w:bCs/>
+        </w:rPr>
+        <w:t xml:space="preserve">Phase 2 (with Axie API access)</w:t>
+      </w:r>
+      <w:r>
+        <w:t xml:space="preserve">: a hero preset can be a real Axie from the wallet (sprite + parts), and an NFT-backed gold frame tier — turning the player portrait itself into Axie NFT utility.</w:t>
+      </w:r>
+    </w:p>
+    <w:p>
+      <w:pPr>
+        <w:pStyle w:val="Compact"/>
+        <w:numPr>
+          <w:ilvl w:val="0"/>
+          <w:numId w:val="1008"/>
+        </w:numPr>
+      </w:pPr>
+      <w:r>
+        <w:t xml:space="preserve">Full progression design (what leveling unlocks beyond cosmetics, and the hard contract of what it</w:t>
+      </w:r>
+      <w:r>
+        <w:t xml:space="preserve"> </w:t>
+      </w:r>
+      <w:r>
+        <w:rPr>
+          <w:i/>
+          <w:iCs/>
+        </w:rPr>
+        <w:t xml:space="preserve">never</w:t>
+      </w:r>
+      <w:r>
+        <w:t xml:space="preserve"> </w:t>
+      </w:r>
+      <w:r>
+        <w:t xml:space="preserve">unlocks — horizontal, never combat power):</w:t>
+      </w:r>
+      <w:r>
+        <w:t xml:space="preserve"> </w:t>
+      </w:r>
+      <w:hyperlink r:id="rId21">
+        <w:r>
+          <w:rPr>
+            <w:rStyle w:val="VerbatimChar"/>
+          </w:rPr>
+          <w:t xml:space="preserve">docs/PROGRESSION.md</w:t>
+        </w:r>
+      </w:hyperlink>
+      <w:r>
+        <w:t xml:space="preserve">.</w:t>
+      </w:r>
+    </w:p>
+    <w:bookmarkEnd w:id="22"/>
+    <w:bookmarkStart w:id="23" w:name="token-sinks-deflationary-pressure"/>
+    <w:p>
+      <w:pPr>
+        <w:pStyle w:val="Heading3"/>
+      </w:pPr>
+      <w:r>
         <w:t xml:space="preserve">Token sinks (deflationary pressure)</w:t>
       </w:r>
     </w:p>
@@ -1370,7 +1453,7 @@
         <w:pStyle w:val="Compact"/>
         <w:numPr>
           <w:ilvl w:val="0"/>
-          <w:numId w:val="1008"/>
+          <w:numId w:val="1009"/>
         </w:numPr>
       </w:pPr>
       <w:r>
@@ -1382,7 +1465,7 @@
         <w:pStyle w:val="Compact"/>
         <w:numPr>
           <w:ilvl w:val="0"/>
-          <w:numId w:val="1008"/>
+          <w:numId w:val="1009"/>
         </w:numPr>
       </w:pPr>
       <w:r>
@@ -1394,15 +1477,15 @@
         <w:pStyle w:val="Compact"/>
         <w:numPr>
           <w:ilvl w:val="0"/>
-          <w:numId w:val="1008"/>
+          <w:numId w:val="1009"/>
         </w:numPr>
       </w:pPr>
       <w:r>
         <w:t xml:space="preserve">Cosmetic permanent unlocks burn 100% of AXS.</w:t>
       </w:r>
     </w:p>
-    <w:bookmarkEnd w:id="21"/>
-    <w:bookmarkStart w:id="22" w:name="counter-narrative-to-pay-to-win"/>
+    <w:bookmarkEnd w:id="23"/>
+    <w:bookmarkStart w:id="24" w:name="counter-narrative-to-pay-to-win"/>
     <w:p>
       <w:pPr>
         <w:pStyle w:val="Heading3"/>
@@ -1416,7 +1499,7 @@
         <w:pStyle w:val="Compact"/>
         <w:numPr>
           <w:ilvl w:val="0"/>
-          <w:numId w:val="1009"/>
+          <w:numId w:val="1010"/>
         </w:numPr>
       </w:pPr>
       <w:r>
@@ -1428,7 +1511,7 @@
         <w:pStyle w:val="Compact"/>
         <w:numPr>
           <w:ilvl w:val="0"/>
-          <w:numId w:val="1009"/>
+          <w:numId w:val="1010"/>
         </w:numPr>
       </w:pPr>
       <w:r>
@@ -1453,15 +1536,15 @@
         <w:pStyle w:val="Compact"/>
         <w:numPr>
           <w:ilvl w:val="0"/>
-          <w:numId w:val="1009"/>
+          <w:numId w:val="1010"/>
         </w:numPr>
       </w:pPr>
       <w:r>
         <w:t xml:space="preserve">This directly addresses the 2021 backlash that hurt Axie Infinity's image.</w:t>
       </w:r>
     </w:p>
-    <w:bookmarkEnd w:id="22"/>
-    <w:bookmarkStart w:id="23" w:name="risk-mitigation"/>
+    <w:bookmarkEnd w:id="24"/>
+    <w:bookmarkStart w:id="25" w:name="risk-mitigation"/>
     <w:p>
       <w:pPr>
         <w:pStyle w:val="Heading3"/>
@@ -1475,7 +1558,7 @@
         <w:pStyle w:val="Compact"/>
         <w:numPr>
           <w:ilvl w:val="0"/>
-          <w:numId w:val="1010"/>
+          <w:numId w:val="1011"/>
         </w:numPr>
       </w:pPr>
       <w:r>
@@ -1487,16 +1570,16 @@
         <w:pStyle w:val="Compact"/>
         <w:numPr>
           <w:ilvl w:val="0"/>
-          <w:numId w:val="1010"/>
+          <w:numId w:val="1011"/>
         </w:numPr>
       </w:pPr>
       <w:r>
         <w:t xml:space="preserve">Open source codebase means Sky Mavis can fork/inherit if the core team pivots — no platform lock-in risk.</w:t>
       </w:r>
     </w:p>
-    <w:bookmarkEnd w:id="23"/>
-    <w:bookmarkEnd w:id="24"/>
-    <w:bookmarkStart w:id="25" w:name="closing-thesis"/>
+    <w:bookmarkEnd w:id="25"/>
+    <w:bookmarkEnd w:id="26"/>
+    <w:bookmarkStart w:id="27" w:name="closing-thesis"/>
     <w:p>
       <w:pPr>
         <w:pStyle w:val="Heading2"/>
@@ -1563,8 +1646,8 @@
         <w:t xml:space="preserve">"The future of Web3 gaming is not crypto-native — it's Web2-grade gameplay with Web3 ownership as a deepening choice. Axie Duel is the proof."</w:t>
       </w:r>
     </w:p>
-    <w:bookmarkEnd w:id="25"/>
-    <w:bookmarkEnd w:id="26"/>
+    <w:bookmarkEnd w:id="27"/>
+    <w:bookmarkEnd w:id="28"/>
     <w:sectPr>
       <w:footnotePr>
         <w:numRestart w:val="eachSect"/>
@@ -1975,6 +2058,9 @@
     <w:abstractNumId w:val="991"/>
   </w:num>
   <w:num w:numId="1010">
+    <w:abstractNumId w:val="991"/>
+  </w:num>
+  <w:num w:numId="1011">
     <w:abstractNumId w:val="991"/>
   </w:num>
 </w:numbering>
